--- a/Readme2026_07_20.docx
+++ b/Readme2026_07_20.docx
@@ -12263,6 +12263,7 @@
         </w:rPr>
         <w:t xml:space="preserve"> Tool Window </w:t>
       </w:r>
+      <w:proofErr w:type="spellStart"/>
       <w:r>
         <w:rPr>
           <w:rFonts w:ascii="Courier New" w:eastAsia="Times New Roman" w:hAnsi="Courier New" w:cs="Courier New"/>
@@ -12270,7 +12271,17 @@
           <w:szCs w:val="20"/>
           <w:lang w:val="en-US" w:eastAsia="ru-RU"/>
         </w:rPr>
-        <w:t>DocSets Comment</w:t>
+        <w:t>DocSets</w:t>
+      </w:r>
+      <w:proofErr w:type="spellEnd"/>
+      <w:r>
+        <w:rPr>
+          <w:rFonts w:ascii="Courier New" w:eastAsia="Times New Roman" w:hAnsi="Courier New" w:cs="Courier New"/>
+          <w:sz w:val="20"/>
+          <w:szCs w:val="20"/>
+          <w:lang w:val="en-US" w:eastAsia="ru-RU"/>
+        </w:rPr>
+        <w:t xml:space="preserve"> Comment</w:t>
       </w:r>
       <w:r>
         <w:rPr>
@@ -14033,6 +14044,7 @@
         </w:rPr>
         <w:t xml:space="preserve"> </w:t>
       </w:r>
+      <w:proofErr w:type="spellStart"/>
       <w:r>
         <w:rPr>
           <w:rFonts w:ascii="Courier New" w:eastAsia="Times New Roman" w:hAnsi="Courier New" w:cs="Courier New"/>
@@ -14042,6 +14054,7 @@
         </w:rPr>
         <w:t>NvUp</w:t>
       </w:r>
+      <w:proofErr w:type="spellEnd"/>
       <w:r>
         <w:rPr>
           <w:rFonts w:ascii="Times New Roman" w:eastAsia="Times New Roman" w:hAnsi="Times New Roman" w:cs="Times New Roman"/>
@@ -14051,6 +14064,7 @@
         </w:rPr>
         <w:t xml:space="preserve">, </w:t>
       </w:r>
+      <w:proofErr w:type="spellStart"/>
       <w:r>
         <w:rPr>
           <w:rFonts w:ascii="Courier New" w:eastAsia="Times New Roman" w:hAnsi="Courier New" w:cs="Courier New"/>
@@ -14060,6 +14074,7 @@
         </w:rPr>
         <w:t>NvDown</w:t>
       </w:r>
+      <w:proofErr w:type="spellEnd"/>
       <w:r>
         <w:rPr>
           <w:rFonts w:ascii="Times New Roman" w:eastAsia="Times New Roman" w:hAnsi="Times New Roman" w:cs="Times New Roman"/>
@@ -14069,6 +14084,7 @@
         </w:rPr>
         <w:t xml:space="preserve">, </w:t>
       </w:r>
+      <w:proofErr w:type="spellStart"/>
       <w:r>
         <w:rPr>
           <w:rFonts w:ascii="Courier New" w:eastAsia="Times New Roman" w:hAnsi="Courier New" w:cs="Courier New"/>
@@ -14078,6 +14094,7 @@
         </w:rPr>
         <w:t>NvLeft</w:t>
       </w:r>
+      <w:proofErr w:type="spellEnd"/>
       <w:r>
         <w:rPr>
           <w:rFonts w:ascii="Times New Roman" w:eastAsia="Times New Roman" w:hAnsi="Times New Roman" w:cs="Times New Roman"/>
@@ -14087,6 +14104,7 @@
         </w:rPr>
         <w:t xml:space="preserve">, </w:t>
       </w:r>
+      <w:proofErr w:type="spellStart"/>
       <w:r>
         <w:rPr>
           <w:rFonts w:ascii="Courier New" w:eastAsia="Times New Roman" w:hAnsi="Courier New" w:cs="Courier New"/>
@@ -14096,6 +14114,7 @@
         </w:rPr>
         <w:t>NvRight</w:t>
       </w:r>
+      <w:proofErr w:type="spellEnd"/>
       <w:r>
         <w:rPr>
           <w:rFonts w:ascii="Times New Roman" w:eastAsia="Times New Roman" w:hAnsi="Times New Roman" w:cs="Times New Roman"/>
@@ -27063,109 +27082,6 @@
         <w:t>Это уже не просто менеджер закладок: фактически складывается среда навигации, документирования, поиска и организации знаний непосредственно поверх исходного кода.</w:t>
       </w:r>
     </w:p>
-    <w:p>
-      <w:pPr>
-        <w:spacing w:after="0" w:line="240" w:lineRule="auto"/>
-        <w:rPr>
-          <w:rFonts w:ascii="Times New Roman" w:eastAsia="Times New Roman" w:hAnsi="Times New Roman" w:cs="Times New Roman"/>
-          <w:sz w:val="24"/>
-          <w:szCs w:val="24"/>
-          <w:lang w:eastAsia="ru-RU"/>
-        </w:rPr>
-      </w:pPr>
-      <w:r>
-        <w:rPr>
-          <w:rFonts w:ascii="Times New Roman" w:eastAsia="Times New Roman" w:hAnsi="Times New Roman" w:cs="Times New Roman"/>
-          <w:sz w:val="24"/>
-          <w:szCs w:val="24"/>
-          <w:lang w:eastAsia="ru-RU"/>
-        </w:rPr>
-        <w:t>15:08</w:t>
-      </w:r>
-    </w:p>
-    <w:p>
-      <w:pPr>
-        <w:spacing w:after="0" w:line="240" w:lineRule="auto"/>
-        <w:rPr>
-          <w:rFonts w:ascii="Times New Roman" w:eastAsia="Times New Roman" w:hAnsi="Times New Roman" w:cs="Times New Roman"/>
-          <w:sz w:val="24"/>
-          <w:szCs w:val="24"/>
-          <w:lang w:eastAsia="ru-RU"/>
-        </w:rPr>
-      </w:pPr>
-      <w:r>
-        <w:rPr>
-          <w:rFonts w:ascii="Times New Roman" w:eastAsia="Times New Roman" w:hAnsi="Times New Roman" w:cs="Times New Roman"/>
-          <w:sz w:val="24"/>
-          <w:szCs w:val="24"/>
-          <w:lang w:eastAsia="ru-RU"/>
-        </w:rPr>
-        <w:t>Запрашивать разрешение</w:t>
-      </w:r>
-    </w:p>
-    <w:p>
-      <w:pPr>
-        <w:spacing w:before="100" w:beforeAutospacing="1" w:after="100" w:afterAutospacing="1" w:line="240" w:lineRule="auto"/>
-        <w:rPr>
-          <w:rFonts w:ascii="Times New Roman" w:eastAsia="Times New Roman" w:hAnsi="Times New Roman" w:cs="Times New Roman"/>
-          <w:sz w:val="24"/>
-          <w:szCs w:val="24"/>
-          <w:lang w:eastAsia="ru-RU"/>
-        </w:rPr>
-      </w:pPr>
-    </w:p>
-    <w:p>
-      <w:pPr>
-        <w:spacing w:after="0" w:line="240" w:lineRule="auto"/>
-        <w:rPr>
-          <w:rFonts w:ascii="Times New Roman" w:eastAsia="Times New Roman" w:hAnsi="Times New Roman" w:cs="Times New Roman"/>
-          <w:sz w:val="24"/>
-          <w:szCs w:val="24"/>
-          <w:lang w:eastAsia="ru-RU"/>
-        </w:rPr>
-      </w:pPr>
-      <w:r>
-        <w:rPr>
-          <w:rFonts w:ascii="Times New Roman" w:eastAsia="Times New Roman" w:hAnsi="Times New Roman" w:cs="Times New Roman"/>
-          <w:sz w:val="24"/>
-          <w:szCs w:val="24"/>
-          <w:lang w:eastAsia="ru-RU"/>
-        </w:rPr>
-        <w:t xml:space="preserve">5.6 </w:t>
-      </w:r>
-      <w:proofErr w:type="spellStart"/>
-      <w:r>
-        <w:rPr>
-          <w:rFonts w:ascii="Times New Roman" w:eastAsia="Times New Roman" w:hAnsi="Times New Roman" w:cs="Times New Roman"/>
-          <w:sz w:val="24"/>
-          <w:szCs w:val="24"/>
-          <w:lang w:eastAsia="ru-RU"/>
-        </w:rPr>
-        <w:t>TerraОчень</w:t>
-      </w:r>
-      <w:proofErr w:type="spellEnd"/>
-      <w:r>
-        <w:rPr>
-          <w:rFonts w:ascii="Times New Roman" w:eastAsia="Times New Roman" w:hAnsi="Times New Roman" w:cs="Times New Roman"/>
-          <w:sz w:val="24"/>
-          <w:szCs w:val="24"/>
-          <w:lang w:eastAsia="ru-RU"/>
-        </w:rPr>
-        <w:t xml:space="preserve"> высокий5.6 </w:t>
-      </w:r>
-      <w:proofErr w:type="spellStart"/>
-      <w:r>
-        <w:rPr>
-          <w:rFonts w:ascii="Times New Roman" w:eastAsia="Times New Roman" w:hAnsi="Times New Roman" w:cs="Times New Roman"/>
-          <w:sz w:val="24"/>
-          <w:szCs w:val="24"/>
-          <w:lang w:eastAsia="ru-RU"/>
-        </w:rPr>
-        <w:t>SolЛёгкий</w:t>
-      </w:r>
-      <w:proofErr w:type="spellEnd"/>
-    </w:p>
-    <w:p/>
     <w:sectPr>
       <w:pgSz w:w="11906" w:h="16838"/>
       <w:pgMar w:top="1134" w:right="850" w:bottom="1134" w:left="1701" w:header="708" w:footer="708" w:gutter="0"/>
